--- a/version-3/dept-timetables/CS_Sem1_TimeTable_styled.docx
+++ b/version-3/dept-timetables/CS_Sem1_TimeTable_styled.docx
@@ -937,7 +937,7 @@
                 <w:b w:val="0"/>
                 <w:sz w:val="15"/>
               </w:rPr>
-              <w:t>MECT-LAB-01</w:t>
+              <w:t>MECT-LAB-02</w:t>
             </w:r>
           </w:p>
         </w:tc>
@@ -1021,7 +1021,7 @@
                 <w:b w:val="0"/>
                 <w:sz w:val="15"/>
               </w:rPr>
-              <w:t>D-201</w:t>
+              <w:t>D-205</w:t>
             </w:r>
           </w:p>
         </w:tc>
@@ -1698,7 +1698,7 @@
                 <w:b w:val="0"/>
                 <w:sz w:val="15"/>
               </w:rPr>
-              <w:t>H-402</w:t>
+              <w:t>H-306</w:t>
             </w:r>
           </w:p>
         </w:tc>
@@ -3941,7 +3941,7 @@
                 <w:b/>
                 <w:sz w:val="15"/>
               </w:rPr>
-              <w:t>PIC</w:t>
+              <w:t>LAC</w:t>
             </w:r>
           </w:p>
           <w:p>
@@ -3954,7 +3954,7 @@
                 <w:b w:val="0"/>
                 <w:sz w:val="15"/>
               </w:rPr>
-              <w:t>Dr. S. JAYANTH</w:t>
+              <w:t>Dr. S . Hariprasad</w:t>
             </w:r>
           </w:p>
           <w:p>
@@ -3994,7 +3994,7 @@
                 <w:b/>
                 <w:sz w:val="15"/>
               </w:rPr>
-              <w:t>LAC</w:t>
+              <w:t>PIC</w:t>
             </w:r>
           </w:p>
           <w:p>
@@ -4007,7 +4007,7 @@
                 <w:b w:val="0"/>
                 <w:sz w:val="15"/>
               </w:rPr>
-              <w:t>Dr. S . Hariprasad</w:t>
+              <w:t>Dr. S. JAYANTH</w:t>
             </w:r>
           </w:p>
           <w:p>
@@ -4103,7 +4103,7 @@
                 <w:b w:val="0"/>
                 <w:sz w:val="15"/>
               </w:rPr>
-              <w:t>D-205</w:t>
+              <w:t>D-201</w:t>
             </w:r>
           </w:p>
         </w:tc>
@@ -4400,7 +4400,7 @@
                 <w:b w:val="0"/>
                 <w:sz w:val="15"/>
               </w:rPr>
-              <w:t>MECT-LAB-02</w:t>
+              <w:t>MECT-LAB-01</w:t>
             </w:r>
           </w:p>
         </w:tc>
@@ -5540,7 +5540,7 @@
                 <w:b/>
                 <w:sz w:val="16"/>
               </w:rPr>
-              <w:t>PIC</w:t>
+              <w:t>LAC</w:t>
             </w:r>
           </w:p>
         </w:tc>
@@ -5567,7 +5567,7 @@
                 <w:b w:val="0"/>
                 <w:sz w:val="16"/>
               </w:rPr>
-              <w:t>EMA1X01</w:t>
+              <w:t>EMI1X01</w:t>
             </w:r>
           </w:p>
         </w:tc>
@@ -5593,7 +5593,7 @@
                 <w:b w:val="0"/>
                 <w:sz w:val="16"/>
               </w:rPr>
-              <w:t>Programming in C</w:t>
+              <w:t>Linear Algebra and Calculus</w:t>
             </w:r>
           </w:p>
         </w:tc>
@@ -5647,7 +5647,7 @@
                 <w:b w:val="0"/>
                 <w:sz w:val="16"/>
               </w:rPr>
-              <w:t>3</w:t>
+              <w:t>4</w:t>
             </w:r>
           </w:p>
         </w:tc>
@@ -5673,7 +5673,7 @@
                 <w:b w:val="0"/>
                 <w:sz w:val="15"/>
               </w:rPr>
-              <w:t>Dr. S. JAYANTH</w:t>
+              <w:t>Dr. S . Hariprasad</w:t>
             </w:r>
           </w:p>
         </w:tc>
@@ -5702,7 +5702,7 @@
                 <w:b/>
                 <w:sz w:val="16"/>
               </w:rPr>
-              <w:t>LAC</w:t>
+              <w:t>PIC</w:t>
             </w:r>
           </w:p>
         </w:tc>
@@ -5729,7 +5729,7 @@
                 <w:b w:val="0"/>
                 <w:sz w:val="16"/>
               </w:rPr>
-              <w:t>EMI1X01</w:t>
+              <w:t>EMA1X01</w:t>
             </w:r>
           </w:p>
         </w:tc>
@@ -5755,7 +5755,7 @@
                 <w:b w:val="0"/>
                 <w:sz w:val="16"/>
               </w:rPr>
-              <w:t>Linear Algebra and Calculus</w:t>
+              <w:t>Programming in C</w:t>
             </w:r>
           </w:p>
         </w:tc>
@@ -5809,7 +5809,7 @@
                 <w:b w:val="0"/>
                 <w:sz w:val="16"/>
               </w:rPr>
-              <w:t>4</w:t>
+              <w:t>3</w:t>
             </w:r>
           </w:p>
         </w:tc>
@@ -5835,7 +5835,7 @@
                 <w:b w:val="0"/>
                 <w:sz w:val="15"/>
               </w:rPr>
-              <w:t>Dr. S . Hariprasad</w:t>
+              <w:t>Dr. S. JAYANTH</w:t>
             </w:r>
           </w:p>
         </w:tc>
@@ -7381,7 +7381,7 @@
                 <w:b w:val="0"/>
                 <w:sz w:val="15"/>
               </w:rPr>
-              <w:t>H-503</w:t>
+              <w:t>H-504</w:t>
             </w:r>
           </w:p>
         </w:tc>
@@ -7464,7 +7464,7 @@
                 <w:b w:val="0"/>
                 <w:sz w:val="15"/>
               </w:rPr>
-              <w:t>D-201</w:t>
+              <w:t>D-205</w:t>
             </w:r>
           </w:p>
         </w:tc>
@@ -7573,7 +7573,7 @@
                 <w:b w:val="0"/>
                 <w:sz w:val="15"/>
               </w:rPr>
-              <w:t>MECT-LAB-01</w:t>
+              <w:t>MECT-LAB-02</w:t>
             </w:r>
           </w:p>
         </w:tc>
